--- a/Прога/ЛБ8/ЛБ8.docx
+++ b/Прога/ЛБ8/ЛБ8.docx
@@ -1159,10 +1159,7 @@
         <w:t>Canvas</w:t>
       </w:r>
       <w:r>
-        <w:t xml:space="preserve"> </w:t>
-      </w:r>
-      <w:r>
-        <w:t>или аналогичных средств графической библиотеки.</w:t>
+        <w:t xml:space="preserve"> или аналогичных средств графической библиотеки.</w:t>
       </w:r>
     </w:p>
     <w:p>
@@ -1309,13 +1306,7 @@
         <w:t>необходимо</w:t>
       </w:r>
       <w:r>
-        <w:t> согласовать прототип интерфейса с преподавателем. Прототип интерфейса должен быть создан с помощью средства для построения прототипов интерфейсов</w:t>
-      </w:r>
-      <w:r>
-        <w:t xml:space="preserve"> </w:t>
-      </w:r>
-      <w:r>
-        <w:t>(</w:t>
+        <w:t> согласовать прототип интерфейса с преподавателем. Прототип интерфейса должен быть создан с помощью средства для построения прототипов интерфейсов (</w:t>
       </w:r>
       <w:proofErr w:type="spellStart"/>
       <w:r>
@@ -1340,7 +1331,6 @@
           <w:rFonts w:ascii="Times New Roman" w:hAnsi="Times New Roman" w:cs="Times New Roman"/>
           <w:sz w:val="28"/>
           <w:szCs w:val="28"/>
-          <w:lang w:val="en-US"/>
         </w:rPr>
       </w:pPr>
       <w:r>
@@ -1359,7 +1349,6 @@
           <w:color w:val="000000" w:themeColor="text1"/>
           <w:sz w:val="28"/>
           <w:szCs w:val="28"/>
-          <w:lang w:val="en-US"/>
         </w:rPr>
       </w:pPr>
       <w:bookmarkStart w:id="1" w:name="_Toc224669232"/>
@@ -1552,9 +1541,6 @@
     <w:p>
       <w:pPr>
         <w:pStyle w:val="12"/>
-        <w:rPr>
-          <w:lang w:val="en-US"/>
-        </w:rPr>
       </w:pPr>
       <w:r>
         <w:t>Прототип анимации в программе</w:t>
@@ -1569,13 +1555,9 @@
           <w:rFonts w:ascii="Times New Roman" w:hAnsi="Times New Roman" w:cs="Times New Roman"/>
           <w:sz w:val="28"/>
           <w:szCs w:val="28"/>
-          <w:lang w:val="en-US"/>
-        </w:rPr>
-      </w:pPr>
-      <w:r>
-        <w:rPr>
-          <w:lang w:val="en-US"/>
-        </w:rPr>
+        </w:rPr>
+      </w:pPr>
+      <w:r>
         <w:br w:type="page"/>
       </w:r>
     </w:p>
@@ -1605,14 +1587,14 @@
         </w:rPr>
         <w:t xml:space="preserve">. </w:t>
       </w:r>
+      <w:bookmarkEnd w:id="2"/>
       <w:r>
         <w:rPr>
           <w:b/>
           <w:bCs/>
         </w:rPr>
-        <w:t>Код программы</w:t>
-      </w:r>
-      <w:bookmarkEnd w:id="2"/>
+        <w:t>Исходные коды программ</w:t>
+      </w:r>
     </w:p>
     <w:p>
       <w:pPr>
@@ -1640,7 +1622,7 @@
             <w:i/>
             <w:iCs/>
           </w:rPr>
-          <w:t>https://github.com/tetraminomusic/ITMO_2sem/tree/main/Прога/ЛБ7/Lab7</w:t>
+          <w:t>https://github.com/tetraminomusic/ITMO_2sem/tree/main/Прога/ЛБ8/Lab8</w:t>
         </w:r>
       </w:hyperlink>
     </w:p>
@@ -1676,19 +1658,13 @@
     <w:p>
       <w:pPr>
         <w:pStyle w:val="12"/>
-        <w:rPr>
-          <w:i/>
-          <w:iCs/>
-        </w:rPr>
       </w:pPr>
       <w:hyperlink r:id="rId13" w:history="1">
         <w:r>
           <w:rPr>
             <w:rStyle w:val="ad"/>
-            <w:i/>
-            <w:iCs/>
           </w:rPr>
-          <w:t>https://github.com/tetraminomusic/ITMO_2sem/blob/main/Прога/ЛБ7/client-all.jar</w:t>
+          <w:t>https://github.com/tetraminomusic/ITMO_2sem/blob/main/Прога/ЛБ8/client-all.jar</w:t>
         </w:r>
       </w:hyperlink>
     </w:p>
@@ -1701,69 +1677,80 @@
           <w:rPr>
             <w:rStyle w:val="ad"/>
           </w:rPr>
-          <w:t>https://github.com/tetraminomusic/ITMO_2sem/blob/main/Прога/ЛБ7/client-all.jar</w:t>
+          <w:t>https://github.com/tetraminomusic/ITMO_2sem/blob/main/Прога/ЛБ8/client-all.jar</w:t>
         </w:r>
       </w:hyperlink>
     </w:p>
     <w:p>
       <w:pPr>
         <w:pStyle w:val="12"/>
-      </w:pPr>
-      <w:r>
-        <w:t xml:space="preserve">Удобный скрипт для запуска </w:t>
-      </w:r>
-      <w:r>
         <w:rPr>
           <w:lang w:val="en-US"/>
         </w:rPr>
-        <w:t>jar</w:t>
-      </w:r>
-      <w:r>
-        <w:t>-</w:t>
-      </w:r>
-      <w:r>
-        <w:t xml:space="preserve">архива с установкой переменной окружения и созданием файла </w:t>
-      </w:r>
-      <w:proofErr w:type="spellStart"/>
-      <w:r>
+      </w:pPr>
+      <w:r>
+        <w:t>Скрипт для запуска клиентского приложения</w:t>
+      </w:r>
+      <w:r>
+        <w:t>:</w:t>
+      </w:r>
+    </w:p>
+    <w:p>
+      <w:pPr>
+        <w:pStyle w:val="12"/>
         <w:rPr>
           <w:lang w:val="en-US"/>
-        </w:rPr>
-        <w:t>json</w:t>
-      </w:r>
-      <w:proofErr w:type="spellEnd"/>
-      <w:r>
-        <w:t xml:space="preserve"> </w:t>
-      </w:r>
-      <w:r>
-        <w:t>расширения</w:t>
-      </w:r>
-      <w:r>
-        <w:t>:</w:t>
-      </w:r>
-    </w:p>
-    <w:p>
-      <w:pPr>
-        <w:pStyle w:val="12"/>
-        <w:rPr>
-          <w:i/>
-          <w:iCs/>
         </w:rPr>
       </w:pPr>
       <w:hyperlink r:id="rId15" w:history="1">
         <w:r>
           <w:rPr>
             <w:rStyle w:val="ad"/>
-            <w:i/>
-            <w:iCs/>
+            <w:lang w:val="en-US"/>
           </w:rPr>
-          <w:t>https://github.com/tetraminomusic/ITMO_2sem/blob/main/Прога/ЛБ7/seven.sh</w:t>
+          <w:t>https://github.com/tetraminomusic/ITMO_2sem/blob/main/Прога/ЛБ8/run.bat</w:t>
         </w:r>
       </w:hyperlink>
     </w:p>
     <w:p>
       <w:pPr>
         <w:pStyle w:val="12"/>
+        <w:rPr>
+          <w:lang w:val="en-US"/>
+        </w:rPr>
+      </w:pPr>
+      <w:r>
+        <w:t>Скрипт для запуска серверного приложения</w:t>
+      </w:r>
+      <w:r>
+        <w:t>:</w:t>
+      </w:r>
+    </w:p>
+    <w:p>
+      <w:pPr>
+        <w:pStyle w:val="12"/>
+      </w:pPr>
+      <w:hyperlink r:id="rId16" w:history="1">
+        <w:r>
+          <w:rPr>
+            <w:rStyle w:val="ad"/>
+            <w:lang w:val="en-US"/>
+          </w:rPr>
+          <w:t>https://github.com/tetraminomusic/ITMO_2sem/blob/main/Прога/ЛБ8/8.sh</w:t>
+        </w:r>
+      </w:hyperlink>
+    </w:p>
+    <w:p>
+      <w:pPr>
+        <w:pStyle w:val="12"/>
+      </w:pPr>
+    </w:p>
+    <w:p>
+      <w:pPr>
+        <w:pStyle w:val="12"/>
+        <w:rPr>
+          <w:lang w:val="en-US"/>
+        </w:rPr>
       </w:pPr>
     </w:p>
     <w:p>
@@ -1774,6 +1761,7 @@
           <w:iCs/>
           <w:sz w:val="26"/>
           <w:szCs w:val="26"/>
+          <w:lang w:val="en-US"/>
         </w:rPr>
       </w:pPr>
     </w:p>
@@ -1781,6 +1769,9 @@
       <w:pPr>
         <w:pStyle w:val="12"/>
         <w:jc w:val="both"/>
+        <w:rPr>
+          <w:lang w:val="en-US"/>
+        </w:rPr>
       </w:pPr>
     </w:p>
     <w:p>
@@ -1792,6 +1783,7 @@
           <w:bCs/>
           <w:sz w:val="28"/>
           <w:szCs w:val="28"/>
+          <w:lang w:val="en-US"/>
         </w:rPr>
       </w:pPr>
     </w:p>
@@ -1802,13 +1794,15 @@
           <w:rFonts w:ascii="Times New Roman" w:hAnsi="Times New Roman" w:cs="Times New Roman"/>
           <w:sz w:val="28"/>
           <w:szCs w:val="28"/>
-        </w:rPr>
-      </w:pPr>
-      <w:r>
-        <w:rPr>
-          <w:rFonts w:ascii="Times New Roman" w:hAnsi="Times New Roman" w:cs="Times New Roman"/>
-          <w:sz w:val="28"/>
-          <w:szCs w:val="28"/>
+          <w:lang w:val="en-US"/>
+        </w:rPr>
+      </w:pPr>
+      <w:r>
+        <w:rPr>
+          <w:rFonts w:ascii="Times New Roman" w:hAnsi="Times New Roman" w:cs="Times New Roman"/>
+          <w:sz w:val="28"/>
+          <w:szCs w:val="28"/>
+          <w:lang w:val="en-US"/>
         </w:rPr>
         <w:br w:type="page"/>
       </w:r>
@@ -2176,7 +2170,7 @@
       </w:pPr>
     </w:p>
     <w:sectPr>
-      <w:footerReference w:type="default" r:id="rId16"/>
+      <w:footerReference w:type="default" r:id="rId17"/>
       <w:pgSz w:w="11906" w:h="16838"/>
       <w:pgMar w:top="1134" w:right="850" w:bottom="1134" w:left="1701" w:header="708" w:footer="708" w:gutter="0"/>
       <w:cols w:space="708"/>
@@ -4839,6 +4833,7 @@
   <w:style w:type="character" w:default="1" w:styleId="a0">
     <w:name w:val="Default Paragraph Font"/>
     <w:uiPriority w:val="1"/>
+    <w:semiHidden/>
     <w:unhideWhenUsed/>
   </w:style>
   <w:style w:type="table" w:default="1" w:styleId="a1">

--- a/Прога/ЛБ8/ЛБ8.docx
+++ b/Прога/ЛБ8/ЛБ8.docx
@@ -1684,9 +1684,6 @@
     <w:p>
       <w:pPr>
         <w:pStyle w:val="12"/>
-        <w:rPr>
-          <w:lang w:val="en-US"/>
-        </w:rPr>
       </w:pPr>
       <w:r>
         <w:t>Скрипт для запуска клиентского приложения</w:t>
@@ -1698,9 +1695,6 @@
     <w:p>
       <w:pPr>
         <w:pStyle w:val="12"/>
-        <w:rPr>
-          <w:lang w:val="en-US"/>
-        </w:rPr>
       </w:pPr>
       <w:hyperlink r:id="rId15" w:history="1">
         <w:r>
@@ -1708,16 +1702,136 @@
             <w:rStyle w:val="ad"/>
             <w:lang w:val="en-US"/>
           </w:rPr>
-          <w:t>https://github.com/tetraminomusic/ITMO_2sem/blob/main/Прога/ЛБ8/run.bat</w:t>
+          <w:t>https</w:t>
+        </w:r>
+        <w:r>
+          <w:rPr>
+            <w:rStyle w:val="ad"/>
+          </w:rPr>
+          <w:t>://</w:t>
+        </w:r>
+        <w:proofErr w:type="spellStart"/>
+        <w:r>
+          <w:rPr>
+            <w:rStyle w:val="ad"/>
+            <w:lang w:val="en-US"/>
+          </w:rPr>
+          <w:t>github</w:t>
+        </w:r>
+        <w:proofErr w:type="spellEnd"/>
+        <w:r>
+          <w:rPr>
+            <w:rStyle w:val="ad"/>
+          </w:rPr>
+          <w:t>.</w:t>
+        </w:r>
+        <w:r>
+          <w:rPr>
+            <w:rStyle w:val="ad"/>
+            <w:lang w:val="en-US"/>
+          </w:rPr>
+          <w:t>com</w:t>
+        </w:r>
+        <w:r>
+          <w:rPr>
+            <w:rStyle w:val="ad"/>
+          </w:rPr>
+          <w:t>/</w:t>
+        </w:r>
+        <w:proofErr w:type="spellStart"/>
+        <w:r>
+          <w:rPr>
+            <w:rStyle w:val="ad"/>
+            <w:lang w:val="en-US"/>
+          </w:rPr>
+          <w:t>tetraminomusic</w:t>
+        </w:r>
+        <w:proofErr w:type="spellEnd"/>
+        <w:r>
+          <w:rPr>
+            <w:rStyle w:val="ad"/>
+          </w:rPr>
+          <w:t>/</w:t>
+        </w:r>
+        <w:r>
+          <w:rPr>
+            <w:rStyle w:val="ad"/>
+            <w:lang w:val="en-US"/>
+          </w:rPr>
+          <w:t>ITMO</w:t>
+        </w:r>
+        <w:r>
+          <w:rPr>
+            <w:rStyle w:val="ad"/>
+          </w:rPr>
+          <w:t>_2</w:t>
+        </w:r>
+        <w:proofErr w:type="spellStart"/>
+        <w:r>
+          <w:rPr>
+            <w:rStyle w:val="ad"/>
+            <w:lang w:val="en-US"/>
+          </w:rPr>
+          <w:t>sem</w:t>
+        </w:r>
+        <w:proofErr w:type="spellEnd"/>
+        <w:r>
+          <w:rPr>
+            <w:rStyle w:val="ad"/>
+          </w:rPr>
+          <w:t>/</w:t>
+        </w:r>
+        <w:r>
+          <w:rPr>
+            <w:rStyle w:val="ad"/>
+            <w:lang w:val="en-US"/>
+          </w:rPr>
+          <w:t>blob</w:t>
+        </w:r>
+        <w:r>
+          <w:rPr>
+            <w:rStyle w:val="ad"/>
+          </w:rPr>
+          <w:t>/</w:t>
+        </w:r>
+        <w:r>
+          <w:rPr>
+            <w:rStyle w:val="ad"/>
+            <w:lang w:val="en-US"/>
+          </w:rPr>
+          <w:t>main</w:t>
+        </w:r>
+        <w:r>
+          <w:rPr>
+            <w:rStyle w:val="ad"/>
+          </w:rPr>
+          <w:t>/Прога/ЛБ8/</w:t>
+        </w:r>
+        <w:r>
+          <w:rPr>
+            <w:rStyle w:val="ad"/>
+            <w:lang w:val="en-US"/>
+          </w:rPr>
+          <w:t>run</w:t>
+        </w:r>
+        <w:r>
+          <w:rPr>
+            <w:rStyle w:val="ad"/>
+          </w:rPr>
+          <w:t>.</w:t>
+        </w:r>
+        <w:r>
+          <w:rPr>
+            <w:rStyle w:val="ad"/>
+            <w:lang w:val="en-US"/>
+          </w:rPr>
+          <w:t>bat</w:t>
         </w:r>
       </w:hyperlink>
     </w:p>
     <w:p>
       <w:pPr>
         <w:pStyle w:val="12"/>
-        <w:rPr>
-          <w:lang w:val="en-US"/>
-        </w:rPr>
       </w:pPr>
       <w:r>
         <w:t>Скрипт для запуска серверного приложения</w:t>
@@ -1736,7 +1850,162 @@
             <w:rStyle w:val="ad"/>
             <w:lang w:val="en-US"/>
           </w:rPr>
-          <w:t>https://github.com/tetraminomusic/ITMO_2sem/blob/main/Прога/ЛБ8/8.sh</w:t>
+          <w:t>https</w:t>
+        </w:r>
+        <w:r>
+          <w:rPr>
+            <w:rStyle w:val="ad"/>
+          </w:rPr>
+          <w:t>://</w:t>
+        </w:r>
+        <w:proofErr w:type="spellStart"/>
+        <w:r>
+          <w:rPr>
+            <w:rStyle w:val="ad"/>
+            <w:lang w:val="en-US"/>
+          </w:rPr>
+          <w:t>github</w:t>
+        </w:r>
+        <w:proofErr w:type="spellEnd"/>
+        <w:r>
+          <w:rPr>
+            <w:rStyle w:val="ad"/>
+          </w:rPr>
+          <w:t>.</w:t>
+        </w:r>
+        <w:r>
+          <w:rPr>
+            <w:rStyle w:val="ad"/>
+            <w:lang w:val="en-US"/>
+          </w:rPr>
+          <w:t>com</w:t>
+        </w:r>
+        <w:r>
+          <w:rPr>
+            <w:rStyle w:val="ad"/>
+          </w:rPr>
+          <w:t>/</w:t>
+        </w:r>
+        <w:proofErr w:type="spellStart"/>
+        <w:r>
+          <w:rPr>
+            <w:rStyle w:val="ad"/>
+            <w:lang w:val="en-US"/>
+          </w:rPr>
+          <w:t>tetraminomusic</w:t>
+        </w:r>
+        <w:proofErr w:type="spellEnd"/>
+        <w:r>
+          <w:rPr>
+            <w:rStyle w:val="ad"/>
+          </w:rPr>
+          <w:t>/</w:t>
+        </w:r>
+        <w:r>
+          <w:rPr>
+            <w:rStyle w:val="ad"/>
+            <w:lang w:val="en-US"/>
+          </w:rPr>
+          <w:t>ITMO</w:t>
+        </w:r>
+        <w:r>
+          <w:rPr>
+            <w:rStyle w:val="ad"/>
+          </w:rPr>
+          <w:t>_2</w:t>
+        </w:r>
+        <w:proofErr w:type="spellStart"/>
+        <w:r>
+          <w:rPr>
+            <w:rStyle w:val="ad"/>
+            <w:lang w:val="en-US"/>
+          </w:rPr>
+          <w:t>sem</w:t>
+        </w:r>
+        <w:proofErr w:type="spellEnd"/>
+        <w:r>
+          <w:rPr>
+            <w:rStyle w:val="ad"/>
+          </w:rPr>
+          <w:t>/</w:t>
+        </w:r>
+        <w:r>
+          <w:rPr>
+            <w:rStyle w:val="ad"/>
+            <w:lang w:val="en-US"/>
+          </w:rPr>
+          <w:t>blob</w:t>
+        </w:r>
+        <w:r>
+          <w:rPr>
+            <w:rStyle w:val="ad"/>
+          </w:rPr>
+          <w:t>/</w:t>
+        </w:r>
+        <w:r>
+          <w:rPr>
+            <w:rStyle w:val="ad"/>
+            <w:lang w:val="en-US"/>
+          </w:rPr>
+          <w:t>main</w:t>
+        </w:r>
+        <w:r>
+          <w:rPr>
+            <w:rStyle w:val="ad"/>
+          </w:rPr>
+          <w:t>/Прога/ЛБ8/8.</w:t>
+        </w:r>
+        <w:proofErr w:type="spellStart"/>
+        <w:r>
+          <w:rPr>
+            <w:rStyle w:val="ad"/>
+            <w:lang w:val="en-US"/>
+          </w:rPr>
+          <w:t>sh</w:t>
+        </w:r>
+        <w:proofErr w:type="spellEnd"/>
+      </w:hyperlink>
+    </w:p>
+    <w:p>
+      <w:pPr>
+        <w:pStyle w:val="12"/>
+        <w:rPr>
+          <w:lang w:val="en-US"/>
+        </w:rPr>
+      </w:pPr>
+      <w:r>
+        <w:t xml:space="preserve">Код </w:t>
+      </w:r>
+      <w:r>
+        <w:rPr>
+          <w:lang w:val="en-US"/>
+        </w:rPr>
+        <w:t>UML-</w:t>
+      </w:r>
+      <w:r>
+        <w:t>диаграммы</w:t>
+      </w:r>
+      <w:r>
+        <w:rPr>
+          <w:lang w:val="en-US"/>
+        </w:rPr>
+        <w:t>:</w:t>
+      </w:r>
+    </w:p>
+    <w:p>
+      <w:pPr>
+        <w:pStyle w:val="12"/>
+        <w:rPr>
+          <w:lang w:val="en-US"/>
+        </w:rPr>
+      </w:pPr>
+      <w:hyperlink r:id="rId17" w:history="1">
+        <w:r>
+          <w:rPr>
+            <w:rStyle w:val="ad"/>
+            <w:lang w:val="en-US"/>
+          </w:rPr>
+          <w:t>https://github.com/tetraminomusic/ITMO_2sem/blob/main/Прога/ЛБ8/Lab8/UML.puml</w:t>
         </w:r>
       </w:hyperlink>
     </w:p>
@@ -1744,13 +2013,53 @@
       <w:pPr>
         <w:pStyle w:val="12"/>
       </w:pPr>
+      <w:r>
+        <w:t xml:space="preserve">Изображение </w:t>
+      </w:r>
+      <w:r>
+        <w:rPr>
+          <w:lang w:val="en-US"/>
+        </w:rPr>
+        <w:t>UML</w:t>
+      </w:r>
+      <w:r>
+        <w:t>-диаграммы</w:t>
+      </w:r>
+      <w:r>
+        <w:rPr>
+          <w:lang w:val="en-US"/>
+        </w:rPr>
+        <w:t>:</w:t>
+      </w:r>
     </w:p>
     <w:p>
       <w:pPr>
         <w:pStyle w:val="12"/>
-        <w:rPr>
-          <w:lang w:val="en-US"/>
-        </w:rPr>
+      </w:pPr>
+      <w:hyperlink r:id="rId18" w:history="1">
+        <w:r>
+          <w:rPr>
+            <w:rStyle w:val="ad"/>
+          </w:rPr>
+          <w:t>https://github.com/tetraminomusic/ITMO_2sem/blob/main/Прога/ЛБ8/Lab8/UML.p</w:t>
+        </w:r>
+        <w:r>
+          <w:rPr>
+            <w:rStyle w:val="ad"/>
+            <w:lang w:val="en-US"/>
+          </w:rPr>
+          <w:t>ng</w:t>
+        </w:r>
+      </w:hyperlink>
+    </w:p>
+    <w:p>
+      <w:pPr>
+        <w:pStyle w:val="12"/>
+      </w:pPr>
+    </w:p>
+    <w:p>
+      <w:pPr>
+        <w:pStyle w:val="12"/>
       </w:pPr>
     </w:p>
     <w:p>
@@ -1761,7 +2070,6 @@
           <w:iCs/>
           <w:sz w:val="26"/>
           <w:szCs w:val="26"/>
-          <w:lang w:val="en-US"/>
         </w:rPr>
       </w:pPr>
     </w:p>
@@ -1769,9 +2077,6 @@
       <w:pPr>
         <w:pStyle w:val="12"/>
         <w:jc w:val="both"/>
-        <w:rPr>
-          <w:lang w:val="en-US"/>
-        </w:rPr>
       </w:pPr>
     </w:p>
     <w:p>
@@ -1783,7 +2088,6 @@
           <w:bCs/>
           <w:sz w:val="28"/>
           <w:szCs w:val="28"/>
-          <w:lang w:val="en-US"/>
         </w:rPr>
       </w:pPr>
     </w:p>
@@ -1794,15 +2098,13 @@
           <w:rFonts w:ascii="Times New Roman" w:hAnsi="Times New Roman" w:cs="Times New Roman"/>
           <w:sz w:val="28"/>
           <w:szCs w:val="28"/>
-          <w:lang w:val="en-US"/>
-        </w:rPr>
-      </w:pPr>
-      <w:r>
-        <w:rPr>
-          <w:rFonts w:ascii="Times New Roman" w:hAnsi="Times New Roman" w:cs="Times New Roman"/>
-          <w:sz w:val="28"/>
-          <w:szCs w:val="28"/>
-          <w:lang w:val="en-US"/>
+        </w:rPr>
+      </w:pPr>
+      <w:r>
+        <w:rPr>
+          <w:rFonts w:ascii="Times New Roman" w:hAnsi="Times New Roman" w:cs="Times New Roman"/>
+          <w:sz w:val="28"/>
+          <w:szCs w:val="28"/>
         </w:rPr>
         <w:br w:type="page"/>
       </w:r>
@@ -1869,28 +2171,15 @@
         </w:rPr>
       </w:pPr>
       <w:r>
-        <w:t xml:space="preserve">В результате выполнения работы было разработано распределенное приложение, интегрированное с СУБД </w:t>
+        <w:t xml:space="preserve">В этой лабораторной я полностью перенес управление коллекцией из консоли в современный графический интерфейс на </w:t>
       </w:r>
       <w:proofErr w:type="spellStart"/>
       <w:r>
-        <w:t>PostgreSQL</w:t>
+        <w:t>Swing</w:t>
       </w:r>
       <w:proofErr w:type="spellEnd"/>
       <w:r>
-        <w:t xml:space="preserve"> для надежного хранения данных. Были успешно освоены технологии многопоточного программирования (</w:t>
-      </w:r>
-      <w:proofErr w:type="spellStart"/>
-      <w:proofErr w:type="gramStart"/>
-      <w:r>
-        <w:t>java.util</w:t>
-      </w:r>
-      <w:proofErr w:type="gramEnd"/>
-      <w:r>
-        <w:t>.concurrent</w:t>
-      </w:r>
-      <w:proofErr w:type="spellEnd"/>
-      <w:r>
-        <w:t>), асинхронного сетевого обмена и безопасной аутентификации пользователей. Переход от файлового хранения к реляционной модели позволил обеспечить транзакционную целостность данных и реализовать механизм владения объектами коллекции.</w:t>
+        <w:t>. Мне удалось реализовать не только удобную таблицу с фильтрами на стримах, но и полноценную «карту» объектов, где лабы рисуются разными цветами и плавно появляются на экране с помощью анимации. Также я добавил поддержку четырех разных языков, включая новозеландский английский, и сделал так, что программа переводится мгновенно без перезапуска. В итоге получилось полноценное сетевое приложение, которое автоматически обновляется и защищает данные разных пользователей.</w:t>
       </w:r>
       <w:r>
         <w:br w:type="page"/>
@@ -2170,7 +2459,7 @@
       </w:pPr>
     </w:p>
     <w:sectPr>
-      <w:footerReference w:type="default" r:id="rId17"/>
+      <w:footerReference w:type="default" r:id="rId19"/>
       <w:pgSz w:w="11906" w:h="16838"/>
       <w:pgMar w:top="1134" w:right="850" w:bottom="1134" w:left="1701" w:header="708" w:footer="708" w:gutter="0"/>
       <w:cols w:space="708"/>
@@ -4833,7 +5122,6 @@
   <w:style w:type="character" w:default="1" w:styleId="a0">
     <w:name w:val="Default Paragraph Font"/>
     <w:uiPriority w:val="1"/>
-    <w:semiHidden/>
     <w:unhideWhenUsed/>
   </w:style>
   <w:style w:type="table" w:default="1" w:styleId="a1">

--- a/Прога/ЛБ8/ЛБ8.docx
+++ b/Прога/ЛБ8/ЛБ8.docx
@@ -181,6 +181,14 @@
           <w:szCs w:val="28"/>
         </w:rPr>
         <w:t xml:space="preserve"> </w:t>
+      </w:r>
+      <w:r>
+        <w:rPr>
+          <w:rFonts w:ascii="Times New Roman" w:hAnsi="Times New Roman" w:cs="Times New Roman"/>
+          <w:sz w:val="28"/>
+          <w:szCs w:val="28"/>
+        </w:rPr>
+        <w:t>345345</w:t>
       </w:r>
     </w:p>
     <w:p>
@@ -452,7 +460,7 @@
             </w:rPr>
             <w:fldChar w:fldCharType="separate"/>
           </w:r>
-          <w:hyperlink w:anchor="_Toc224669231" w:history="1">
+          <w:hyperlink w:anchor="_Toc225691346" w:history="1">
             <w:r>
               <w:rPr>
                 <w:rStyle w:val="ad"/>
@@ -491,7 +499,7 @@
                 <w:sz w:val="28"/>
                 <w:szCs w:val="28"/>
               </w:rPr>
-              <w:instrText xml:space="preserve"> PAGEREF _Toc224669231 \h </w:instrText>
+              <w:instrText xml:space="preserve"> PAGEREF _Toc225691346 \h </w:instrText>
             </w:r>
             <w:r>
               <w:rPr>
@@ -549,7 +557,7 @@
               <w:lang w:eastAsia="ru-RU"/>
             </w:rPr>
           </w:pPr>
-          <w:hyperlink w:anchor="_Toc224669232" w:history="1">
+          <w:hyperlink w:anchor="_Toc225691347" w:history="1">
             <w:r>
               <w:rPr>
                 <w:rStyle w:val="ad"/>
@@ -558,7 +566,7 @@
                 <w:sz w:val="28"/>
                 <w:szCs w:val="28"/>
               </w:rPr>
-              <w:t>2. Диаграмма классов разработанной программы</w:t>
+              <w:t>2. Прототипы интерфейса и анимации</w:t>
             </w:r>
             <w:r>
               <w:rPr>
@@ -588,7 +596,7 @@
                 <w:sz w:val="28"/>
                 <w:szCs w:val="28"/>
               </w:rPr>
-              <w:instrText xml:space="preserve"> PAGEREF _Toc224669232 \h </w:instrText>
+              <w:instrText xml:space="preserve"> PAGEREF _Toc225691347 \h </w:instrText>
             </w:r>
             <w:r>
               <w:rPr>
@@ -646,7 +654,7 @@
               <w:lang w:eastAsia="ru-RU"/>
             </w:rPr>
           </w:pPr>
-          <w:hyperlink w:anchor="_Toc224669233" w:history="1">
+          <w:hyperlink w:anchor="_Toc225691348" w:history="1">
             <w:r>
               <w:rPr>
                 <w:rStyle w:val="ad"/>
@@ -655,7 +663,7 @@
                 <w:sz w:val="28"/>
                 <w:szCs w:val="28"/>
               </w:rPr>
-              <w:t>3. Код программы</w:t>
+              <w:t>3. Исходные коды программ</w:t>
             </w:r>
             <w:r>
               <w:rPr>
@@ -685,7 +693,7 @@
                 <w:sz w:val="28"/>
                 <w:szCs w:val="28"/>
               </w:rPr>
-              <w:instrText xml:space="preserve"> PAGEREF _Toc224669233 \h </w:instrText>
+              <w:instrText xml:space="preserve"> PAGEREF _Toc225691348 \h </w:instrText>
             </w:r>
             <w:r>
               <w:rPr>
@@ -736,14 +744,14 @@
             </w:tabs>
             <w:spacing w:line="360" w:lineRule="auto"/>
             <w:rPr>
-              <w:rFonts w:ascii="Times New Roman" w:eastAsiaTheme="minorEastAsia" w:hAnsi="Times New Roman" w:cs="Times New Roman"/>
+              <w:rFonts w:eastAsiaTheme="minorEastAsia"/>
               <w:noProof/>
               <w:sz w:val="28"/>
               <w:szCs w:val="28"/>
               <w:lang w:eastAsia="ru-RU"/>
             </w:rPr>
           </w:pPr>
-          <w:hyperlink w:anchor="_Toc224669234" w:history="1">
+          <w:hyperlink w:anchor="_Toc225691349" w:history="1">
             <w:r>
               <w:rPr>
                 <w:rStyle w:val="ad"/>
@@ -756,7 +764,6 @@
             </w:r>
             <w:r>
               <w:rPr>
-                <w:rFonts w:ascii="Times New Roman" w:hAnsi="Times New Roman" w:cs="Times New Roman"/>
                 <w:noProof/>
                 <w:webHidden/>
                 <w:sz w:val="28"/>
@@ -766,7 +773,6 @@
             </w:r>
             <w:r>
               <w:rPr>
-                <w:rFonts w:ascii="Times New Roman" w:hAnsi="Times New Roman" w:cs="Times New Roman"/>
                 <w:noProof/>
                 <w:webHidden/>
                 <w:sz w:val="28"/>
@@ -776,17 +782,15 @@
             </w:r>
             <w:r>
               <w:rPr>
-                <w:rFonts w:ascii="Times New Roman" w:hAnsi="Times New Roman" w:cs="Times New Roman"/>
                 <w:noProof/>
                 <w:webHidden/>
                 <w:sz w:val="28"/>
                 <w:szCs w:val="28"/>
               </w:rPr>
-              <w:instrText xml:space="preserve"> PAGEREF _Toc224669234 \h </w:instrText>
+              <w:instrText xml:space="preserve"> PAGEREF _Toc225691349 \h </w:instrText>
             </w:r>
             <w:r>
               <w:rPr>
-                <w:rFonts w:ascii="Times New Roman" w:hAnsi="Times New Roman" w:cs="Times New Roman"/>
                 <w:noProof/>
                 <w:webHidden/>
                 <w:sz w:val="28"/>
@@ -795,7 +799,6 @@
             </w:r>
             <w:r>
               <w:rPr>
-                <w:rFonts w:ascii="Times New Roman" w:hAnsi="Times New Roman" w:cs="Times New Roman"/>
                 <w:noProof/>
                 <w:webHidden/>
                 <w:sz w:val="28"/>
@@ -805,7 +808,6 @@
             </w:r>
             <w:r>
               <w:rPr>
-                <w:rFonts w:ascii="Times New Roman" w:hAnsi="Times New Roman" w:cs="Times New Roman"/>
                 <w:noProof/>
                 <w:webHidden/>
                 <w:sz w:val="28"/>
@@ -815,7 +817,6 @@
             </w:r>
             <w:r>
               <w:rPr>
-                <w:rFonts w:ascii="Times New Roman" w:hAnsi="Times New Roman" w:cs="Times New Roman"/>
                 <w:noProof/>
                 <w:webHidden/>
                 <w:sz w:val="28"/>
@@ -833,14 +834,14 @@
             </w:tabs>
             <w:spacing w:line="360" w:lineRule="auto"/>
             <w:rPr>
-              <w:rFonts w:ascii="Times New Roman" w:eastAsiaTheme="minorEastAsia" w:hAnsi="Times New Roman" w:cs="Times New Roman"/>
+              <w:rFonts w:eastAsiaTheme="minorEastAsia"/>
               <w:noProof/>
               <w:sz w:val="28"/>
               <w:szCs w:val="28"/>
               <w:lang w:eastAsia="ru-RU"/>
             </w:rPr>
           </w:pPr>
-          <w:hyperlink w:anchor="_Toc224669235" w:history="1">
+          <w:hyperlink w:anchor="_Toc225691350" w:history="1">
             <w:r>
               <w:rPr>
                 <w:rStyle w:val="ad"/>
@@ -853,7 +854,6 @@
             </w:r>
             <w:r>
               <w:rPr>
-                <w:rFonts w:ascii="Times New Roman" w:hAnsi="Times New Roman" w:cs="Times New Roman"/>
                 <w:noProof/>
                 <w:webHidden/>
                 <w:sz w:val="28"/>
@@ -863,7 +863,6 @@
             </w:r>
             <w:r>
               <w:rPr>
-                <w:rFonts w:ascii="Times New Roman" w:hAnsi="Times New Roman" w:cs="Times New Roman"/>
                 <w:noProof/>
                 <w:webHidden/>
                 <w:sz w:val="28"/>
@@ -873,17 +872,15 @@
             </w:r>
             <w:r>
               <w:rPr>
-                <w:rFonts w:ascii="Times New Roman" w:hAnsi="Times New Roman" w:cs="Times New Roman"/>
                 <w:noProof/>
                 <w:webHidden/>
                 <w:sz w:val="28"/>
                 <w:szCs w:val="28"/>
               </w:rPr>
-              <w:instrText xml:space="preserve"> PAGEREF _Toc224669235 \h </w:instrText>
+              <w:instrText xml:space="preserve"> PAGEREF _Toc225691350 \h </w:instrText>
             </w:r>
             <w:r>
               <w:rPr>
-                <w:rFonts w:ascii="Times New Roman" w:hAnsi="Times New Roman" w:cs="Times New Roman"/>
                 <w:noProof/>
                 <w:webHidden/>
                 <w:sz w:val="28"/>
@@ -892,7 +889,6 @@
             </w:r>
             <w:r>
               <w:rPr>
-                <w:rFonts w:ascii="Times New Roman" w:hAnsi="Times New Roman" w:cs="Times New Roman"/>
                 <w:noProof/>
                 <w:webHidden/>
                 <w:sz w:val="28"/>
@@ -902,7 +898,6 @@
             </w:r>
             <w:r>
               <w:rPr>
-                <w:rFonts w:ascii="Times New Roman" w:hAnsi="Times New Roman" w:cs="Times New Roman"/>
                 <w:noProof/>
                 <w:webHidden/>
                 <w:sz w:val="28"/>
@@ -912,7 +907,6 @@
             </w:r>
             <w:r>
               <w:rPr>
-                <w:rFonts w:ascii="Times New Roman" w:hAnsi="Times New Roman" w:cs="Times New Roman"/>
                 <w:noProof/>
                 <w:webHidden/>
                 <w:sz w:val="28"/>
@@ -971,7 +965,7 @@
           <w:szCs w:val="28"/>
         </w:rPr>
       </w:pPr>
-      <w:bookmarkStart w:id="0" w:name="_Toc224669231"/>
+      <w:bookmarkStart w:id="0" w:name="_Toc225691346"/>
       <w:r>
         <w:rPr>
           <w:rFonts w:ascii="Times New Roman" w:hAnsi="Times New Roman" w:cs="Times New Roman"/>
@@ -1351,7 +1345,7 @@
           <w:szCs w:val="28"/>
         </w:rPr>
       </w:pPr>
-      <w:bookmarkStart w:id="1" w:name="_Toc224669232"/>
+      <w:bookmarkStart w:id="1" w:name="_Toc225691347"/>
       <w:r>
         <w:rPr>
           <w:rFonts w:ascii="Times New Roman" w:hAnsi="Times New Roman" w:cs="Times New Roman"/>
@@ -1375,7 +1369,6 @@
         </w:rPr>
         <w:t xml:space="preserve">. </w:t>
       </w:r>
-      <w:bookmarkEnd w:id="1"/>
       <w:r>
         <w:rPr>
           <w:rFonts w:ascii="Times New Roman" w:hAnsi="Times New Roman" w:cs="Times New Roman"/>
@@ -1387,6 +1380,7 @@
         </w:rPr>
         <w:t>Прототипы интерфейса и анимации</w:t>
       </w:r>
+      <w:bookmarkEnd w:id="1"/>
     </w:p>
     <w:p>
       <w:pPr>
@@ -1489,9 +1483,9 @@
           <w:noProof/>
         </w:rPr>
         <w:drawing>
-          <wp:inline distT="0" distB="0" distL="0" distR="0" wp14:anchorId="7AAAA21D" wp14:editId="627CA257">
-            <wp:extent cx="4199467" cy="3122554"/>
-            <wp:effectExtent l="0" t="0" r="0" b="1905"/>
+          <wp:inline distT="0" distB="0" distL="0" distR="0" wp14:anchorId="7AAAA21D" wp14:editId="5D11FF54">
+            <wp:extent cx="3547534" cy="2637803"/>
+            <wp:effectExtent l="0" t="0" r="0" b="0"/>
             <wp:docPr id="1039646319" name="Рисунок 2"/>
             <wp:cNvGraphicFramePr>
               <a:graphicFrameLocks xmlns:a="http://schemas.openxmlformats.org/drawingml/2006/main" noChangeAspect="1"/>
@@ -1506,7 +1500,7 @@
                     </pic:cNvPicPr>
                   </pic:nvPicPr>
                   <pic:blipFill>
-                    <a:blip r:embed="rId11">
+                    <a:blip r:embed="rId11" cstate="print">
                       <a:extLst>
                         <a:ext uri="{28A0092B-C50C-407E-A947-70E740481C1C}">
                           <a14:useLocalDpi xmlns:a14="http://schemas.microsoft.com/office/drawing/2010/main" val="0"/>
@@ -1521,7 +1515,7 @@
                   <pic:spPr bwMode="auto">
                     <a:xfrm>
                       <a:off x="0" y="0"/>
-                      <a:ext cx="4209101" cy="3129718"/>
+                      <a:ext cx="3563070" cy="2649355"/>
                     </a:xfrm>
                     <a:prstGeom prst="rect">
                       <a:avLst/>
@@ -1551,15 +1545,124 @@
     </w:p>
     <w:p>
       <w:pPr>
-        <w:rPr>
-          <w:rFonts w:ascii="Times New Roman" w:hAnsi="Times New Roman" w:cs="Times New Roman"/>
-          <w:sz w:val="28"/>
-          <w:szCs w:val="28"/>
-        </w:rPr>
-      </w:pPr>
-      <w:r>
-        <w:br w:type="page"/>
-      </w:r>
+        <w:pStyle w:val="12"/>
+        <w:jc w:val="center"/>
+      </w:pPr>
+      <w:r>
+        <w:rPr>
+          <w:noProof/>
+        </w:rPr>
+        <w:drawing>
+          <wp:inline distT="0" distB="0" distL="0" distR="0" wp14:anchorId="6F8A10A3" wp14:editId="0E73DFBD">
+            <wp:extent cx="2058092" cy="2048933"/>
+            <wp:effectExtent l="0" t="0" r="0" b="8890"/>
+            <wp:docPr id="1656058437" name="Рисунок 2"/>
+            <wp:cNvGraphicFramePr>
+              <a:graphicFrameLocks xmlns:a="http://schemas.openxmlformats.org/drawingml/2006/main" noChangeAspect="1"/>
+            </wp:cNvGraphicFramePr>
+            <a:graphic xmlns:a="http://schemas.openxmlformats.org/drawingml/2006/main">
+              <a:graphicData uri="http://schemas.openxmlformats.org/drawingml/2006/picture">
+                <pic:pic xmlns:pic="http://schemas.openxmlformats.org/drawingml/2006/picture">
+                  <pic:nvPicPr>
+                    <pic:cNvPr id="0" name="Picture 2"/>
+                    <pic:cNvPicPr>
+                      <a:picLocks noChangeAspect="1" noChangeArrowheads="1"/>
+                    </pic:cNvPicPr>
+                  </pic:nvPicPr>
+                  <pic:blipFill>
+                    <a:blip r:embed="rId12">
+                      <a:extLst>
+                        <a:ext uri="{28A0092B-C50C-407E-A947-70E740481C1C}">
+                          <a14:useLocalDpi xmlns:a14="http://schemas.microsoft.com/office/drawing/2010/main" val="0"/>
+                        </a:ext>
+                      </a:extLst>
+                    </a:blip>
+                    <a:srcRect/>
+                    <a:stretch>
+                      <a:fillRect/>
+                    </a:stretch>
+                  </pic:blipFill>
+                  <pic:spPr bwMode="auto">
+                    <a:xfrm>
+                      <a:off x="0" y="0"/>
+                      <a:ext cx="2062357" cy="2053179"/>
+                    </a:xfrm>
+                    <a:prstGeom prst="rect">
+                      <a:avLst/>
+                    </a:prstGeom>
+                    <a:noFill/>
+                    <a:ln>
+                      <a:noFill/>
+                    </a:ln>
+                  </pic:spPr>
+                </pic:pic>
+              </a:graphicData>
+            </a:graphic>
+          </wp:inline>
+        </w:drawing>
+      </w:r>
+      <w:r>
+        <w:rPr>
+          <w:noProof/>
+        </w:rPr>
+        <w:drawing>
+          <wp:inline distT="0" distB="0" distL="0" distR="0" wp14:anchorId="0BD3B6CE" wp14:editId="0A9C45B9">
+            <wp:extent cx="1987550" cy="2048510"/>
+            <wp:effectExtent l="0" t="0" r="0" b="8890"/>
+            <wp:docPr id="1164384312" name="Рисунок 1"/>
+            <wp:cNvGraphicFramePr>
+              <a:graphicFrameLocks xmlns:a="http://schemas.openxmlformats.org/drawingml/2006/main" noChangeAspect="1"/>
+            </wp:cNvGraphicFramePr>
+            <a:graphic xmlns:a="http://schemas.openxmlformats.org/drawingml/2006/main">
+              <a:graphicData uri="http://schemas.openxmlformats.org/drawingml/2006/picture">
+                <pic:pic xmlns:pic="http://schemas.openxmlformats.org/drawingml/2006/picture">
+                  <pic:nvPicPr>
+                    <pic:cNvPr id="0" name="Picture 1"/>
+                    <pic:cNvPicPr>
+                      <a:picLocks noChangeAspect="1" noChangeArrowheads="1"/>
+                    </pic:cNvPicPr>
+                  </pic:nvPicPr>
+                  <pic:blipFill>
+                    <a:blip r:embed="rId13">
+                      <a:extLst>
+                        <a:ext uri="{28A0092B-C50C-407E-A947-70E740481C1C}">
+                          <a14:useLocalDpi xmlns:a14="http://schemas.microsoft.com/office/drawing/2010/main" val="0"/>
+                        </a:ext>
+                      </a:extLst>
+                    </a:blip>
+                    <a:srcRect/>
+                    <a:stretch>
+                      <a:fillRect/>
+                    </a:stretch>
+                  </pic:blipFill>
+                  <pic:spPr bwMode="auto">
+                    <a:xfrm>
+                      <a:off x="0" y="0"/>
+                      <a:ext cx="1995271" cy="2056468"/>
+                    </a:xfrm>
+                    <a:prstGeom prst="rect">
+                      <a:avLst/>
+                    </a:prstGeom>
+                    <a:noFill/>
+                    <a:ln>
+                      <a:noFill/>
+                    </a:ln>
+                  </pic:spPr>
+                </pic:pic>
+              </a:graphicData>
+            </a:graphic>
+          </wp:inline>
+        </w:drawing>
+      </w:r>
+    </w:p>
+    <w:p>
+      <w:pPr>
+        <w:rPr>
+          <w:rFonts w:ascii="Times New Roman" w:hAnsi="Times New Roman" w:cs="Times New Roman"/>
+          <w:sz w:val="28"/>
+          <w:szCs w:val="28"/>
+        </w:rPr>
+      </w:pPr>
     </w:p>
     <w:p>
       <w:pPr>
@@ -1571,7 +1674,7 @@
           <w:bCs/>
         </w:rPr>
       </w:pPr>
-      <w:bookmarkStart w:id="2" w:name="_Toc224669233"/>
+      <w:bookmarkStart w:id="2" w:name="_Toc225691348"/>
       <w:r>
         <w:rPr>
           <w:b/>
@@ -1587,7 +1690,6 @@
         </w:rPr>
         <w:t xml:space="preserve">. </w:t>
       </w:r>
-      <w:bookmarkEnd w:id="2"/>
       <w:r>
         <w:rPr>
           <w:b/>
@@ -1595,6 +1697,7 @@
         </w:rPr>
         <w:t>Исходные коды программ</w:t>
       </w:r>
+      <w:bookmarkEnd w:id="2"/>
     </w:p>
     <w:p>
       <w:pPr>
@@ -1615,7 +1718,7 @@
           <w:iCs/>
         </w:rPr>
       </w:pPr>
-      <w:hyperlink r:id="rId12" w:history="1">
+      <w:hyperlink r:id="rId14" w:history="1">
         <w:r>
           <w:rPr>
             <w:rStyle w:val="ad"/>
@@ -1659,7 +1762,7 @@
       <w:pPr>
         <w:pStyle w:val="12"/>
       </w:pPr>
-      <w:hyperlink r:id="rId13" w:history="1">
+      <w:hyperlink r:id="rId15" w:history="1">
         <w:r>
           <w:rPr>
             <w:rStyle w:val="ad"/>
@@ -1672,7 +1775,7 @@
       <w:pPr>
         <w:pStyle w:val="12"/>
       </w:pPr>
-      <w:hyperlink r:id="rId14" w:history="1">
+      <w:hyperlink r:id="rId16" w:history="1">
         <w:r>
           <w:rPr>
             <w:rStyle w:val="ad"/>
@@ -1696,7 +1799,7 @@
       <w:pPr>
         <w:pStyle w:val="12"/>
       </w:pPr>
-      <w:hyperlink r:id="rId15" w:history="1">
+      <w:hyperlink r:id="rId17" w:history="1">
         <w:r>
           <w:rPr>
             <w:rStyle w:val="ad"/>
@@ -1844,7 +1947,7 @@
       <w:pPr>
         <w:pStyle w:val="12"/>
       </w:pPr>
-      <w:hyperlink r:id="rId16" w:history="1">
+      <w:hyperlink r:id="rId18" w:history="1">
         <w:r>
           <w:rPr>
             <w:rStyle w:val="ad"/>
@@ -1969,74 +2072,203 @@
     <w:p>
       <w:pPr>
         <w:pStyle w:val="12"/>
+      </w:pPr>
+      <w:r>
+        <w:t xml:space="preserve">Код </w:t>
+      </w:r>
+      <w:r>
         <w:rPr>
           <w:lang w:val="en-US"/>
         </w:rPr>
-      </w:pPr>
-      <w:r>
-        <w:t xml:space="preserve">Код </w:t>
+        <w:t>UML</w:t>
+      </w:r>
+      <w:r>
+        <w:t>-</w:t>
+      </w:r>
+      <w:r>
+        <w:t>диаграммы</w:t>
+      </w:r>
+      <w:r>
+        <w:t>:</w:t>
+      </w:r>
+    </w:p>
+    <w:p>
+      <w:pPr>
+        <w:pStyle w:val="12"/>
+      </w:pPr>
+      <w:hyperlink r:id="rId19" w:history="1">
+        <w:r>
+          <w:rPr>
+            <w:rStyle w:val="ad"/>
+            <w:lang w:val="en-US"/>
+          </w:rPr>
+          <w:t>https</w:t>
+        </w:r>
+        <w:r>
+          <w:rPr>
+            <w:rStyle w:val="ad"/>
+          </w:rPr>
+          <w:t>://</w:t>
+        </w:r>
+        <w:proofErr w:type="spellStart"/>
+        <w:r>
+          <w:rPr>
+            <w:rStyle w:val="ad"/>
+            <w:lang w:val="en-US"/>
+          </w:rPr>
+          <w:t>github</w:t>
+        </w:r>
+        <w:proofErr w:type="spellEnd"/>
+        <w:r>
+          <w:rPr>
+            <w:rStyle w:val="ad"/>
+          </w:rPr>
+          <w:t>.</w:t>
+        </w:r>
+        <w:r>
+          <w:rPr>
+            <w:rStyle w:val="ad"/>
+            <w:lang w:val="en-US"/>
+          </w:rPr>
+          <w:t>com</w:t>
+        </w:r>
+        <w:r>
+          <w:rPr>
+            <w:rStyle w:val="ad"/>
+          </w:rPr>
+          <w:t>/</w:t>
+        </w:r>
+        <w:proofErr w:type="spellStart"/>
+        <w:r>
+          <w:rPr>
+            <w:rStyle w:val="ad"/>
+            <w:lang w:val="en-US"/>
+          </w:rPr>
+          <w:t>tetraminomusic</w:t>
+        </w:r>
+        <w:proofErr w:type="spellEnd"/>
+        <w:r>
+          <w:rPr>
+            <w:rStyle w:val="ad"/>
+          </w:rPr>
+          <w:t>/</w:t>
+        </w:r>
+        <w:r>
+          <w:rPr>
+            <w:rStyle w:val="ad"/>
+            <w:lang w:val="en-US"/>
+          </w:rPr>
+          <w:t>ITMO</w:t>
+        </w:r>
+        <w:r>
+          <w:rPr>
+            <w:rStyle w:val="ad"/>
+          </w:rPr>
+          <w:t>_2</w:t>
+        </w:r>
+        <w:proofErr w:type="spellStart"/>
+        <w:r>
+          <w:rPr>
+            <w:rStyle w:val="ad"/>
+            <w:lang w:val="en-US"/>
+          </w:rPr>
+          <w:t>sem</w:t>
+        </w:r>
+        <w:proofErr w:type="spellEnd"/>
+        <w:r>
+          <w:rPr>
+            <w:rStyle w:val="ad"/>
+          </w:rPr>
+          <w:t>/</w:t>
+        </w:r>
+        <w:r>
+          <w:rPr>
+            <w:rStyle w:val="ad"/>
+            <w:lang w:val="en-US"/>
+          </w:rPr>
+          <w:t>blob</w:t>
+        </w:r>
+        <w:r>
+          <w:rPr>
+            <w:rStyle w:val="ad"/>
+          </w:rPr>
+          <w:t>/</w:t>
+        </w:r>
+        <w:r>
+          <w:rPr>
+            <w:rStyle w:val="ad"/>
+            <w:lang w:val="en-US"/>
+          </w:rPr>
+          <w:t>main</w:t>
+        </w:r>
+        <w:r>
+          <w:rPr>
+            <w:rStyle w:val="ad"/>
+          </w:rPr>
+          <w:t>/Прога/ЛБ8/</w:t>
+        </w:r>
+        <w:r>
+          <w:rPr>
+            <w:rStyle w:val="ad"/>
+            <w:lang w:val="en-US"/>
+          </w:rPr>
+          <w:t>Lab</w:t>
+        </w:r>
+        <w:r>
+          <w:rPr>
+            <w:rStyle w:val="ad"/>
+          </w:rPr>
+          <w:t>8/</w:t>
+        </w:r>
+        <w:r>
+          <w:rPr>
+            <w:rStyle w:val="ad"/>
+            <w:lang w:val="en-US"/>
+          </w:rPr>
+          <w:t>UML</w:t>
+        </w:r>
+        <w:r>
+          <w:rPr>
+            <w:rStyle w:val="ad"/>
+          </w:rPr>
+          <w:t>.</w:t>
+        </w:r>
+        <w:proofErr w:type="spellStart"/>
+        <w:r>
+          <w:rPr>
+            <w:rStyle w:val="ad"/>
+            <w:lang w:val="en-US"/>
+          </w:rPr>
+          <w:t>puml</w:t>
+        </w:r>
+        <w:proofErr w:type="spellEnd"/>
+      </w:hyperlink>
+    </w:p>
+    <w:p>
+      <w:pPr>
+        <w:pStyle w:val="12"/>
+      </w:pPr>
+      <w:r>
+        <w:t xml:space="preserve">Изображение </w:t>
       </w:r>
       <w:r>
         <w:rPr>
           <w:lang w:val="en-US"/>
         </w:rPr>
-        <w:t>UML-</w:t>
-      </w:r>
-      <w:r>
-        <w:t>диаграммы</w:t>
-      </w:r>
-      <w:r>
-        <w:rPr>
-          <w:lang w:val="en-US"/>
-        </w:rPr>
+        <w:t>UML</w:t>
+      </w:r>
+      <w:r>
+        <w:t>-диаграммы</w:t>
+      </w:r>
+      <w:r>
         <w:t>:</w:t>
       </w:r>
     </w:p>
     <w:p>
       <w:pPr>
         <w:pStyle w:val="12"/>
-        <w:rPr>
-          <w:lang w:val="en-US"/>
-        </w:rPr>
-      </w:pPr>
-      <w:hyperlink r:id="rId17" w:history="1">
-        <w:r>
-          <w:rPr>
-            <w:rStyle w:val="ad"/>
-            <w:lang w:val="en-US"/>
-          </w:rPr>
-          <w:t>https://github.com/tetraminomusic/ITMO_2sem/blob/main/Прога/ЛБ8/Lab8/UML.puml</w:t>
-        </w:r>
-      </w:hyperlink>
-    </w:p>
-    <w:p>
-      <w:pPr>
-        <w:pStyle w:val="12"/>
-      </w:pPr>
-      <w:r>
-        <w:t xml:space="preserve">Изображение </w:t>
-      </w:r>
-      <w:r>
-        <w:rPr>
-          <w:lang w:val="en-US"/>
-        </w:rPr>
-        <w:t>UML</w:t>
-      </w:r>
-      <w:r>
-        <w:t>-диаграммы</w:t>
-      </w:r>
-      <w:r>
-        <w:rPr>
-          <w:lang w:val="en-US"/>
-        </w:rPr>
-        <w:t>:</w:t>
-      </w:r>
-    </w:p>
-    <w:p>
-      <w:pPr>
-        <w:pStyle w:val="12"/>
-      </w:pPr>
-      <w:hyperlink r:id="rId18" w:history="1">
+      </w:pPr>
+      <w:hyperlink r:id="rId20" w:history="1">
         <w:r>
           <w:rPr>
             <w:rStyle w:val="ad"/>
@@ -2123,7 +2355,7 @@
           <w:szCs w:val="28"/>
         </w:rPr>
       </w:pPr>
-      <w:bookmarkStart w:id="3" w:name="_Toc224669234"/>
+      <w:bookmarkStart w:id="3" w:name="_Toc225691349"/>
       <w:r>
         <w:rPr>
           <w:rFonts w:ascii="Times New Roman" w:hAnsi="Times New Roman" w:cs="Times New Roman"/>
@@ -2199,7 +2431,7 @@
           <w:szCs w:val="28"/>
         </w:rPr>
       </w:pPr>
-      <w:bookmarkStart w:id="4" w:name="_Toc224669235"/>
+      <w:bookmarkStart w:id="4" w:name="_Toc225691350"/>
       <w:r>
         <w:rPr>
           <w:rFonts w:ascii="Times New Roman" w:hAnsi="Times New Roman" w:cs="Times New Roman"/>
@@ -2459,7 +2691,7 @@
       </w:pPr>
     </w:p>
     <w:sectPr>
-      <w:footerReference w:type="default" r:id="rId19"/>
+      <w:footerReference w:type="default" r:id="rId21"/>
       <w:pgSz w:w="11906" w:h="16838"/>
       <w:pgMar w:top="1134" w:right="850" w:bottom="1134" w:left="1701" w:header="708" w:footer="708" w:gutter="0"/>
       <w:cols w:space="708"/>
